--- a/Documento_Tecnico Control Energetico.docx
+++ b/Documento_Tecnico Control Energetico.docx
@@ -3405,6 +3405,16 @@
       </w:r>
     </w:p>
     <w:p/>
+    <w:p>
+      <w:pPr>
+        <w:jc w:val="both"/>
+        <w:rPr>
+          <w:rFonts w:ascii="Arial" w:hAnsi="Arial" w:cs="Arial"/>
+          <w:sz w:val="24"/>
+          <w:szCs w:val="24"/>
+        </w:rPr>
+      </w:pPr>
+    </w:p>
     <w:sectPr>
       <w:headerReference w:type="even" r:id="rId8"/>
       <w:headerReference w:type="default" r:id="rId9"/>
@@ -3539,12 +3549,14 @@
     <w:pPr>
       <w:pStyle w:val="Encabezado"/>
     </w:pPr>
+    <w:proofErr w:type="spellStart"/>
     <w:r>
       <w:rPr>
         <w:sz w:val="18"/>
       </w:rPr>
       <w:t>ControlEnergetico</w:t>
     </w:r>
+    <w:proofErr w:type="spellEnd"/>
     <w:r>
       <w:rPr>
         <w:sz w:val="18"/>
@@ -4376,7 +4388,6 @@
   <w:style w:type="character" w:default="1" w:styleId="Fuentedeprrafopredeter">
     <w:name w:val="Default Paragraph Font"/>
     <w:uiPriority w:val="1"/>
-    <w:semiHidden/>
     <w:unhideWhenUsed/>
   </w:style>
   <w:style w:type="table" w:default="1" w:styleId="Tablanormal">
